--- a/RAC/16장/16장_실습문제_추가서술형.docx
+++ b/RAC/16장/16장_실습문제_추가서술형.docx
@@ -96,7 +96,21 @@
           <w:rFonts w:ascii="맑은 고딕" w:hAnsi="맑은 고딕" w:eastAsia="맑은 고딕"/>
           <w:sz w:val="21"/>
         </w:rPr>
-        <w:t>[추가-03] `ons.config` 파일의 성격을 설명하고, 그 안의 네 항목이 각각 무엇을 뜻하는지 쓰라.</w:t>
+        <w:t xml:space="preserve">[추가-03] </w:t>
+      </w:r>
+      <w:r>
+        <w:rPr>
+          <w:rFonts w:ascii="Consolas" w:hAnsi="Consolas" w:eastAsia="Consolas" w:cs="Consolas"/>
+          <w:sz w:val="20"/>
+        </w:rPr>
+        <w:t xml:space="preserve">ons.config</w:t>
+      </w:r>
+      <w:r>
+        <w:rPr>
+          <w:rFonts w:ascii="맑은 고딕" w:hAnsi="맑은 고딕" w:eastAsia="맑은 고딕"/>
+          <w:sz w:val="21"/>
+        </w:rPr>
+        <w:t xml:space="preserve"> 파일의 성격을 설명하고, 그 안의 네 항목이 각각 무엇을 뜻하는지 쓰라.</w:t>
       </w:r>
     </w:p>
     <w:p>
@@ -123,7 +137,35 @@
           <w:rFonts w:ascii="맑은 고딕" w:hAnsi="맑은 고딕" w:eastAsia="맑은 고딕"/>
           <w:sz w:val="21"/>
         </w:rPr>
-        <w:t>[추가-04] `clbgoal` 과 `rlbgoal` 의 차이를 작동 시점 관점에서 설명하고, 각각을 어떤 도구로 측정할 수 있는지 쓰라.</w:t>
+        <w:t xml:space="preserve">[추가-04] </w:t>
+      </w:r>
+      <w:r>
+        <w:rPr>
+          <w:rFonts w:ascii="Consolas" w:hAnsi="Consolas" w:eastAsia="Consolas" w:cs="Consolas"/>
+          <w:sz w:val="20"/>
+        </w:rPr>
+        <w:t xml:space="preserve">clbgoal</w:t>
+      </w:r>
+      <w:r>
+        <w:rPr>
+          <w:rFonts w:ascii="맑은 고딕" w:hAnsi="맑은 고딕" w:eastAsia="맑은 고딕"/>
+          <w:sz w:val="21"/>
+        </w:rPr>
+        <w:t xml:space="preserve"> 과 </w:t>
+      </w:r>
+      <w:r>
+        <w:rPr>
+          <w:rFonts w:ascii="Consolas" w:hAnsi="Consolas" w:eastAsia="Consolas" w:cs="Consolas"/>
+          <w:sz w:val="20"/>
+        </w:rPr>
+        <w:t xml:space="preserve">rlbgoal</w:t>
+      </w:r>
+      <w:r>
+        <w:rPr>
+          <w:rFonts w:ascii="맑은 고딕" w:hAnsi="맑은 고딕" w:eastAsia="맑은 고딕"/>
+          <w:sz w:val="21"/>
+        </w:rPr>
+        <w:t xml:space="preserve"> 의 차이를 작동 시점 관점에서 설명하고, 각각을 어떤 도구로 측정할 수 있는지 쓰라.</w:t>
       </w:r>
     </w:p>
     <w:p>
@@ -150,7 +192,21 @@
           <w:rFonts w:ascii="맑은 고딕" w:hAnsi="맑은 고딕" w:eastAsia="맑은 고딕"/>
           <w:sz w:val="21"/>
         </w:rPr>
-        <w:t>[추가-05] `V$SERVICEMETRIC` 의 GOODNESS 가 0 인 것과 100 인 것의 차이를 실측 결과와 함께 설명하고, 이 뷰를 조회할 때 주의할 점을 쓰라.</w:t>
+        <w:t xml:space="preserve">[추가-05] </w:t>
+      </w:r>
+      <w:r>
+        <w:rPr>
+          <w:rFonts w:ascii="Consolas" w:hAnsi="Consolas" w:eastAsia="Consolas" w:cs="Consolas"/>
+          <w:sz w:val="20"/>
+        </w:rPr>
+        <w:t xml:space="preserve">V$SERVICEMETRIC</w:t>
+      </w:r>
+      <w:r>
+        <w:rPr>
+          <w:rFonts w:ascii="맑은 고딕" w:hAnsi="맑은 고딕" w:eastAsia="맑은 고딕"/>
+          <w:sz w:val="21"/>
+        </w:rPr>
+        <w:t xml:space="preserve"> 의 GOODNESS 가 0 인 것과 100 인 것의 차이를 실측 결과와 함께 설명하고, 이 뷰를 조회할 때 주의할 점을 쓰라.</w:t>
       </w:r>
     </w:p>
     <w:p>
@@ -293,7 +349,21 @@
           <w:rFonts w:ascii="맑은 고딕" w:hAnsi="맑은 고딕" w:eastAsia="맑은 고딕"/>
           <w:sz w:val="21"/>
         </w:rPr>
-        <w:t>[추가-10] `onsctl ping` 은 양 노드에서 성공하는데 한쪽 노드의 장애가 다른 쪽 클라이언트에 전달되지 않는다. 무엇을 확인하고 어떻게 조치하는가.</w:t>
+        <w:t xml:space="preserve">[추가-10] </w:t>
+      </w:r>
+      <w:r>
+        <w:rPr>
+          <w:rFonts w:ascii="Consolas" w:hAnsi="Consolas" w:eastAsia="Consolas" w:cs="Consolas"/>
+          <w:sz w:val="20"/>
+        </w:rPr>
+        <w:t xml:space="preserve">onsctl ping</w:t>
+      </w:r>
+      <w:r>
+        <w:rPr>
+          <w:rFonts w:ascii="맑은 고딕" w:hAnsi="맑은 고딕" w:eastAsia="맑은 고딕"/>
+          <w:sz w:val="21"/>
+        </w:rPr>
+        <w:t xml:space="preserve"> 은 양 노드에서 성공하는데 한쪽 노드의 장애가 다른 쪽 클라이언트에 전달되지 않는다. 무엇을 확인하고 어떻게 조치하는가.</w:t>
       </w:r>
     </w:p>
     <w:p>
@@ -320,7 +390,21 @@
           <w:rFonts w:ascii="맑은 고딕" w:hAnsi="맑은 고딕" w:eastAsia="맑은 고딕"/>
           <w:sz w:val="21"/>
         </w:rPr>
-        <w:t>[추가-11] `srvctl add service ... -failovertype TRANSACTION` 이 PRCD-1259 로 거부되었다. 원인과 조치를 쓰고, 이 오류가 PRKO-3125 와 성격이 어떻게 다른지 설명하라.</w:t>
+        <w:t xml:space="preserve">[추가-11] </w:t>
+      </w:r>
+      <w:r>
+        <w:rPr>
+          <w:rFonts w:ascii="Consolas" w:hAnsi="Consolas" w:eastAsia="Consolas" w:cs="Consolas"/>
+          <w:sz w:val="20"/>
+        </w:rPr>
+        <w:t xml:space="preserve">srvctl add service ... -failovertype TRANSACTION</w:t>
+      </w:r>
+      <w:r>
+        <w:rPr>
+          <w:rFonts w:ascii="맑은 고딕" w:hAnsi="맑은 고딕" w:eastAsia="맑은 고딕"/>
+          <w:sz w:val="21"/>
+        </w:rPr>
+        <w:t xml:space="preserve"> 이 PRCD-1259 로 거부되었다. 원인과 조치를 쓰고, 이 오류가 PRKO-3125 와 성격이 어떻게 다른지 설명하라.</w:t>
       </w:r>
     </w:p>
     <w:p>
@@ -347,7 +431,21 @@
           <w:rFonts w:ascii="맑은 고딕" w:hAnsi="맑은 고딕" w:eastAsia="맑은 고딕"/>
           <w:sz w:val="21"/>
         </w:rPr>
-        <w:t>[추가-12] `V$SERVICEMETRIC` 을 조회했더니 서비스마다 행이 두 개씩 나온다. 원인과 올바른 조회 방법을 쓰라.</w:t>
+        <w:t xml:space="preserve">[추가-12] </w:t>
+      </w:r>
+      <w:r>
+        <w:rPr>
+          <w:rFonts w:ascii="Consolas" w:hAnsi="Consolas" w:eastAsia="Consolas" w:cs="Consolas"/>
+          <w:sz w:val="20"/>
+        </w:rPr>
+        <w:t xml:space="preserve">V$SERVICEMETRIC</w:t>
+      </w:r>
+      <w:r>
+        <w:rPr>
+          <w:rFonts w:ascii="맑은 고딕" w:hAnsi="맑은 고딕" w:eastAsia="맑은 고딕"/>
+          <w:sz w:val="21"/>
+        </w:rPr>
+        <w:t xml:space="preserve"> 을 조회했더니 서비스마다 행이 두 개씩 나온다. 원인과 올바른 조회 방법을 쓰라.</w:t>
       </w:r>
     </w:p>
     <w:p>
@@ -401,7 +499,35 @@
           <w:rFonts w:ascii="맑은 고딕" w:hAnsi="맑은 고딕" w:eastAsia="맑은 고딕"/>
           <w:sz w:val="21"/>
         </w:rPr>
-        <w:t>[추가-14] 애플리케이션 팀이 `tnsnames.ora` 에 `FAILOVER_MODE=(TYPE=SELECT)` 를 넣었는데 실제로는 TRANSACTIONAL 로 동작한다고 한다. 원인을 설명하고 어떻게 확인하며 어떻게 정리하는가.</w:t>
+        <w:t xml:space="preserve">[추가-14] 애플리케이션 팀이 </w:t>
+      </w:r>
+      <w:r>
+        <w:rPr>
+          <w:rFonts w:ascii="Consolas" w:hAnsi="Consolas" w:eastAsia="Consolas" w:cs="Consolas"/>
+          <w:sz w:val="20"/>
+        </w:rPr>
+        <w:t xml:space="preserve">tnsnames.ora</w:t>
+      </w:r>
+      <w:r>
+        <w:rPr>
+          <w:rFonts w:ascii="맑은 고딕" w:hAnsi="맑은 고딕" w:eastAsia="맑은 고딕"/>
+          <w:sz w:val="21"/>
+        </w:rPr>
+        <w:t xml:space="preserve"> 에 </w:t>
+      </w:r>
+      <w:r>
+        <w:rPr>
+          <w:rFonts w:ascii="Consolas" w:hAnsi="Consolas" w:eastAsia="Consolas" w:cs="Consolas"/>
+          <w:sz w:val="20"/>
+        </w:rPr>
+        <w:t xml:space="preserve">FAILOVER_MODE=(TYPE=SELECT)</w:t>
+      </w:r>
+      <w:r>
+        <w:rPr>
+          <w:rFonts w:ascii="맑은 고딕" w:hAnsi="맑은 고딕" w:eastAsia="맑은 고딕"/>
+          <w:sz w:val="21"/>
+        </w:rPr>
+        <w:t xml:space="preserve"> 를 넣었는데 실제로는 TRANSACTIONAL 로 동작한다고 한다. 원인을 설명하고 어떻게 확인하며 어떻게 정리하는가.</w:t>
       </w:r>
     </w:p>
     <w:p>
